--- a/4_Aufbaumodule/A1_Mobilfunk/A1_Musterlösung.docx
+++ b/4_Aufbaumodule/A1_Mobilfunk/A1_Musterlösung.docx
@@ -481,6 +481,615 @@
         <w:pStyle w:val="WF-Arbeitsblatt"/>
       </w:pPr>
     </w:p>
+    <w:p>
+      <w:pPr>
+        <w:pStyle w:val="berschrift1"/>
+      </w:pPr>
+      <w:r>
+        <w:t>A1.2.1 Wie funktioniert ein Smartphone</w:t>
+      </w:r>
+    </w:p>
+    <w:p>
+      <w:pPr>
+        <w:pStyle w:val="Listenabsatz"/>
+        <w:numPr>
+          <w:ilvl w:val="0"/>
+          <w:numId w:val="21"/>
+        </w:numPr>
+      </w:pPr>
+      <w:r>
+        <w:t>Was ist der Unterschied zwischen dem Begriff Handy und Smartphone? Diskutiert mit einem Mitschüler/ einer Mitschülerin.</w:t>
+      </w:r>
+    </w:p>
+    <w:p>
+      <w:pPr>
+        <w:pStyle w:val="Listenabsatz"/>
+        <w:rPr>
+          <w:i/>
+        </w:rPr>
+      </w:pPr>
+      <w:r>
+        <w:rPr>
+          <w:i/>
+        </w:rPr>
+        <w:t xml:space="preserve">Der Begriff Handy reduziert sich in der Regel auf die Funktionsweise des Telefonieren, wohingegen der Begriff des Smartphones schon computerähnliche Funktionsweisen aufweißt. </w:t>
+      </w:r>
+    </w:p>
+    <w:p>
+      <w:pPr>
+        <w:pStyle w:val="Listenabsatz"/>
+        <w:numPr>
+          <w:ilvl w:val="0"/>
+          <w:numId w:val="21"/>
+        </w:numPr>
+      </w:pPr>
+      <w:r>
+        <w:t>Welche Funktionen hat ein Smartphone? Schreibe alle Funktion auf, die dir Einfallen.</w:t>
+      </w:r>
+    </w:p>
+    <w:p>
+      <w:pPr>
+        <w:pStyle w:val="Listenabsatz"/>
+        <w:numPr>
+          <w:ilvl w:val="0"/>
+          <w:numId w:val="21"/>
+        </w:numPr>
+      </w:pPr>
+      <w:r>
+        <w:t xml:space="preserve">Was dekst du? Aus welchen Einzelteilen besteht ein Smartphone? Überlege welche Einzelteile benötigt werden, damit die Funktionen des Smartpohne (aus 2.) umgesetzt werden können. </w:t>
+      </w:r>
+      <w:r>
+        <w:br/>
+        <w:t>Ein wesentlicher Bestandteil eines Smartphone ist zum Beispiel das Gehäuse, das die Einzelteile eines Smartphones umschließen.</w:t>
+      </w:r>
+    </w:p>
+    <w:p>
+      <w:pPr>
+        <w:pStyle w:val="Listenabsatz"/>
+        <w:rPr>
+          <w:i/>
+        </w:rPr>
+      </w:pPr>
+      <w:r>
+        <w:rPr>
+          <w:i/>
+        </w:rPr>
+        <w:t>Mögliche tabellenartige Darstellung von verschiedenen Funktionen von Smartphones und ihren technischen Bestandteilen</w:t>
+      </w:r>
+    </w:p>
+    <w:tbl>
+      <w:tblPr>
+        <w:tblStyle w:val="Glossar"/>
+        <w:tblW w:w="0" w:type="auto"/>
+        <w:tblLook w:val="04A0" w:firstRow="1" w:lastRow="0" w:firstColumn="1" w:lastColumn="0" w:noHBand="0" w:noVBand="1"/>
+      </w:tblPr>
+      <w:tblGrid>
+        <w:gridCol w:w="4417"/>
+        <w:gridCol w:w="4417"/>
+      </w:tblGrid>
+      <w:tr>
+        <w:trPr>
+          <w:cnfStyle w:val="100000000000" w:firstRow="1" w:lastRow="0" w:firstColumn="0" w:lastColumn="0" w:oddVBand="0" w:evenVBand="0" w:oddHBand="0" w:evenHBand="0" w:firstRowFirstColumn="0" w:firstRowLastColumn="0" w:lastRowFirstColumn="0" w:lastRowLastColumn="0"/>
+        </w:trPr>
+        <w:tc>
+          <w:tcPr>
+            <w:cnfStyle w:val="001000000000" w:firstRow="0" w:lastRow="0" w:firstColumn="1" w:lastColumn="0" w:oddVBand="0" w:evenVBand="0" w:oddHBand="0" w:evenHBand="0" w:firstRowFirstColumn="0" w:firstRowLastColumn="0" w:lastRowFirstColumn="0" w:lastRowLastColumn="0"/>
+            <w:tcW w:w="4417" w:type="dxa"/>
+          </w:tcPr>
+          <w:p>
+            <w:pPr>
+              <w:pStyle w:val="Listenabsatz"/>
+              <w:ind w:left="0"/>
+            </w:pPr>
+            <w:r>
+              <w:lastRenderedPageBreak/>
+              <w:t>Funktion des Smartphones</w:t>
+            </w:r>
+          </w:p>
+        </w:tc>
+        <w:tc>
+          <w:tcPr>
+            <w:tcW w:w="4417" w:type="dxa"/>
+          </w:tcPr>
+          <w:p>
+            <w:pPr>
+              <w:pStyle w:val="Listenabsatz"/>
+              <w:ind w:left="0"/>
+              <w:cnfStyle w:val="100000000000" w:firstRow="1" w:lastRow="0" w:firstColumn="0" w:lastColumn="0" w:oddVBand="0" w:evenVBand="0" w:oddHBand="0" w:evenHBand="0" w:firstRowFirstColumn="0" w:firstRowLastColumn="0" w:lastRowFirstColumn="0" w:lastRowLastColumn="0"/>
+            </w:pPr>
+            <w:r>
+              <w:t>Bestandteil /Technick</w:t>
+            </w:r>
+          </w:p>
+        </w:tc>
+      </w:tr>
+      <w:tr>
+        <w:trPr>
+          <w:cnfStyle w:val="000000100000" w:firstRow="0" w:lastRow="0" w:firstColumn="0" w:lastColumn="0" w:oddVBand="0" w:evenVBand="0" w:oddHBand="1" w:evenHBand="0" w:firstRowFirstColumn="0" w:firstRowLastColumn="0" w:lastRowFirstColumn="0" w:lastRowLastColumn="0"/>
+        </w:trPr>
+        <w:tc>
+          <w:tcPr>
+            <w:cnfStyle w:val="001000000000" w:firstRow="0" w:lastRow="0" w:firstColumn="1" w:lastColumn="0" w:oddVBand="0" w:evenVBand="0" w:oddHBand="0" w:evenHBand="0" w:firstRowFirstColumn="0" w:firstRowLastColumn="0" w:lastRowFirstColumn="0" w:lastRowLastColumn="0"/>
+            <w:tcW w:w="4417" w:type="dxa"/>
+          </w:tcPr>
+          <w:p>
+            <w:pPr>
+              <w:pStyle w:val="Listenabsatz"/>
+              <w:ind w:left="0"/>
+              <w:rPr>
+                <w:b w:val="0"/>
+              </w:rPr>
+            </w:pPr>
+            <w:r>
+              <w:rPr>
+                <w:b w:val="0"/>
+              </w:rPr>
+              <w:t>Fotos machen</w:t>
+            </w:r>
+          </w:p>
+        </w:tc>
+        <w:tc>
+          <w:tcPr>
+            <w:tcW w:w="4417" w:type="dxa"/>
+          </w:tcPr>
+          <w:p>
+            <w:pPr>
+              <w:pStyle w:val="Listenabsatz"/>
+              <w:ind w:left="0"/>
+              <w:cnfStyle w:val="000000100000" w:firstRow="0" w:lastRow="0" w:firstColumn="0" w:lastColumn="0" w:oddVBand="0" w:evenVBand="0" w:oddHBand="1" w:evenHBand="0" w:firstRowFirstColumn="0" w:firstRowLastColumn="0" w:lastRowFirstColumn="0" w:lastRowLastColumn="0"/>
+            </w:pPr>
+            <w:r>
+              <w:t>Kameralinse</w:t>
+            </w:r>
+          </w:p>
+        </w:tc>
+      </w:tr>
+      <w:tr>
+        <w:tc>
+          <w:tcPr>
+            <w:cnfStyle w:val="001000000000" w:firstRow="0" w:lastRow="0" w:firstColumn="1" w:lastColumn="0" w:oddVBand="0" w:evenVBand="0" w:oddHBand="0" w:evenHBand="0" w:firstRowFirstColumn="0" w:firstRowLastColumn="0" w:lastRowFirstColumn="0" w:lastRowLastColumn="0"/>
+            <w:tcW w:w="4417" w:type="dxa"/>
+          </w:tcPr>
+          <w:p>
+            <w:pPr>
+              <w:pStyle w:val="Listenabsatz"/>
+              <w:ind w:left="0"/>
+              <w:rPr>
+                <w:b w:val="0"/>
+              </w:rPr>
+            </w:pPr>
+            <w:r>
+              <w:rPr>
+                <w:b w:val="0"/>
+              </w:rPr>
+              <w:t>Taschenlampe</w:t>
+            </w:r>
+          </w:p>
+        </w:tc>
+        <w:tc>
+          <w:tcPr>
+            <w:tcW w:w="4417" w:type="dxa"/>
+          </w:tcPr>
+          <w:p>
+            <w:pPr>
+              <w:pStyle w:val="Listenabsatz"/>
+              <w:ind w:left="0"/>
+              <w:cnfStyle w:val="000000000000" w:firstRow="0" w:lastRow="0" w:firstColumn="0" w:lastColumn="0" w:oddVBand="0" w:evenVBand="0" w:oddHBand="0" w:evenHBand="0" w:firstRowFirstColumn="0" w:firstRowLastColumn="0" w:lastRowFirstColumn="0" w:lastRowLastColumn="0"/>
+            </w:pPr>
+            <w:r>
+              <w:t>Birne</w:t>
+            </w:r>
+          </w:p>
+        </w:tc>
+      </w:tr>
+      <w:tr>
+        <w:trPr>
+          <w:cnfStyle w:val="000000100000" w:firstRow="0" w:lastRow="0" w:firstColumn="0" w:lastColumn="0" w:oddVBand="0" w:evenVBand="0" w:oddHBand="1" w:evenHBand="0" w:firstRowFirstColumn="0" w:firstRowLastColumn="0" w:lastRowFirstColumn="0" w:lastRowLastColumn="0"/>
+        </w:trPr>
+        <w:tc>
+          <w:tcPr>
+            <w:cnfStyle w:val="001000000000" w:firstRow="0" w:lastRow="0" w:firstColumn="1" w:lastColumn="0" w:oddVBand="0" w:evenVBand="0" w:oddHBand="0" w:evenHBand="0" w:firstRowFirstColumn="0" w:firstRowLastColumn="0" w:lastRowFirstColumn="0" w:lastRowLastColumn="0"/>
+            <w:tcW w:w="4417" w:type="dxa"/>
+          </w:tcPr>
+          <w:p>
+            <w:pPr>
+              <w:pStyle w:val="Listenabsatz"/>
+              <w:ind w:left="0"/>
+              <w:rPr>
+                <w:b w:val="0"/>
+              </w:rPr>
+            </w:pPr>
+            <w:r>
+              <w:rPr>
+                <w:b w:val="0"/>
+              </w:rPr>
+              <w:t>Musik/Töne abspielen</w:t>
+            </w:r>
+          </w:p>
+        </w:tc>
+        <w:tc>
+          <w:tcPr>
+            <w:tcW w:w="4417" w:type="dxa"/>
+          </w:tcPr>
+          <w:p>
+            <w:pPr>
+              <w:pStyle w:val="Listenabsatz"/>
+              <w:ind w:left="0"/>
+              <w:cnfStyle w:val="000000100000" w:firstRow="0" w:lastRow="0" w:firstColumn="0" w:lastColumn="0" w:oddVBand="0" w:evenVBand="0" w:oddHBand="1" w:evenHBand="0" w:firstRowFirstColumn="0" w:firstRowLastColumn="0" w:lastRowFirstColumn="0" w:lastRowLastColumn="0"/>
+            </w:pPr>
+            <w:r>
+              <w:t>Lautsprecher</w:t>
+            </w:r>
+          </w:p>
+        </w:tc>
+      </w:tr>
+      <w:tr>
+        <w:tc>
+          <w:tcPr>
+            <w:cnfStyle w:val="001000000000" w:firstRow="0" w:lastRow="0" w:firstColumn="1" w:lastColumn="0" w:oddVBand="0" w:evenVBand="0" w:oddHBand="0" w:evenHBand="0" w:firstRowFirstColumn="0" w:firstRowLastColumn="0" w:lastRowFirstColumn="0" w:lastRowLastColumn="0"/>
+            <w:tcW w:w="4417" w:type="dxa"/>
+          </w:tcPr>
+          <w:p>
+            <w:pPr>
+              <w:pStyle w:val="Listenabsatz"/>
+              <w:ind w:left="0"/>
+              <w:rPr>
+                <w:b w:val="0"/>
+              </w:rPr>
+            </w:pPr>
+            <w:r>
+              <w:rPr>
+                <w:b w:val="0"/>
+              </w:rPr>
+              <w:t>Ton aufnehmen</w:t>
+            </w:r>
+          </w:p>
+        </w:tc>
+        <w:tc>
+          <w:tcPr>
+            <w:tcW w:w="4417" w:type="dxa"/>
+          </w:tcPr>
+          <w:p>
+            <w:pPr>
+              <w:pStyle w:val="Listenabsatz"/>
+              <w:ind w:left="0"/>
+              <w:cnfStyle w:val="000000000000" w:firstRow="0" w:lastRow="0" w:firstColumn="0" w:lastColumn="0" w:oddVBand="0" w:evenVBand="0" w:oddHBand="0" w:evenHBand="0" w:firstRowFirstColumn="0" w:firstRowLastColumn="0" w:lastRowFirstColumn="0" w:lastRowLastColumn="0"/>
+            </w:pPr>
+            <w:r>
+              <w:t>Mirophon</w:t>
+            </w:r>
+          </w:p>
+        </w:tc>
+      </w:tr>
+      <w:tr>
+        <w:trPr>
+          <w:cnfStyle w:val="000000100000" w:firstRow="0" w:lastRow="0" w:firstColumn="0" w:lastColumn="0" w:oddVBand="0" w:evenVBand="0" w:oddHBand="1" w:evenHBand="0" w:firstRowFirstColumn="0" w:firstRowLastColumn="0" w:lastRowFirstColumn="0" w:lastRowLastColumn="0"/>
+        </w:trPr>
+        <w:tc>
+          <w:tcPr>
+            <w:cnfStyle w:val="001000000000" w:firstRow="0" w:lastRow="0" w:firstColumn="1" w:lastColumn="0" w:oddVBand="0" w:evenVBand="0" w:oddHBand="0" w:evenHBand="0" w:firstRowFirstColumn="0" w:firstRowLastColumn="0" w:lastRowFirstColumn="0" w:lastRowLastColumn="0"/>
+            <w:tcW w:w="4417" w:type="dxa"/>
+          </w:tcPr>
+          <w:p>
+            <w:pPr>
+              <w:pStyle w:val="Listenabsatz"/>
+              <w:ind w:left="0"/>
+              <w:rPr>
+                <w:b w:val="0"/>
+              </w:rPr>
+            </w:pPr>
+            <w:r>
+              <w:rPr>
+                <w:b w:val="0"/>
+              </w:rPr>
+              <w:t>Zeichnen/Eingabe</w:t>
+            </w:r>
+          </w:p>
+        </w:tc>
+        <w:tc>
+          <w:tcPr>
+            <w:tcW w:w="4417" w:type="dxa"/>
+          </w:tcPr>
+          <w:p>
+            <w:pPr>
+              <w:pStyle w:val="Listenabsatz"/>
+              <w:ind w:left="0"/>
+              <w:cnfStyle w:val="000000100000" w:firstRow="0" w:lastRow="0" w:firstColumn="0" w:lastColumn="0" w:oddVBand="0" w:evenVBand="0" w:oddHBand="1" w:evenHBand="0" w:firstRowFirstColumn="0" w:firstRowLastColumn="0" w:lastRowFirstColumn="0" w:lastRowLastColumn="0"/>
+            </w:pPr>
+            <w:r>
+              <w:t>Touchscreen/ Glas/ LCD ..; Knöpfe</w:t>
+            </w:r>
+          </w:p>
+        </w:tc>
+      </w:tr>
+      <w:tr>
+        <w:tc>
+          <w:tcPr>
+            <w:cnfStyle w:val="001000000000" w:firstRow="0" w:lastRow="0" w:firstColumn="1" w:lastColumn="0" w:oddVBand="0" w:evenVBand="0" w:oddHBand="0" w:evenHBand="0" w:firstRowFirstColumn="0" w:firstRowLastColumn="0" w:lastRowFirstColumn="0" w:lastRowLastColumn="0"/>
+            <w:tcW w:w="4417" w:type="dxa"/>
+          </w:tcPr>
+          <w:p>
+            <w:pPr>
+              <w:pStyle w:val="Listenabsatz"/>
+              <w:ind w:left="0"/>
+              <w:rPr>
+                <w:b w:val="0"/>
+              </w:rPr>
+            </w:pPr>
+            <w:r>
+              <w:rPr>
+                <w:b w:val="0"/>
+              </w:rPr>
+              <w:t>Aufladen/ ohne Stromkabel</w:t>
+            </w:r>
+          </w:p>
+        </w:tc>
+        <w:tc>
+          <w:tcPr>
+            <w:tcW w:w="4417" w:type="dxa"/>
+          </w:tcPr>
+          <w:p>
+            <w:pPr>
+              <w:pStyle w:val="Listenabsatz"/>
+              <w:ind w:left="0"/>
+              <w:cnfStyle w:val="000000000000" w:firstRow="0" w:lastRow="0" w:firstColumn="0" w:lastColumn="0" w:oddVBand="0" w:evenVBand="0" w:oddHBand="0" w:evenHBand="0" w:firstRowFirstColumn="0" w:firstRowLastColumn="0" w:lastRowFirstColumn="0" w:lastRowLastColumn="0"/>
+            </w:pPr>
+            <w:r>
+              <w:t>Anschluss /Akku</w:t>
+            </w:r>
+          </w:p>
+        </w:tc>
+      </w:tr>
+      <w:tr>
+        <w:trPr>
+          <w:cnfStyle w:val="000000100000" w:firstRow="0" w:lastRow="0" w:firstColumn="0" w:lastColumn="0" w:oddVBand="0" w:evenVBand="0" w:oddHBand="1" w:evenHBand="0" w:firstRowFirstColumn="0" w:firstRowLastColumn="0" w:lastRowFirstColumn="0" w:lastRowLastColumn="0"/>
+        </w:trPr>
+        <w:tc>
+          <w:tcPr>
+            <w:cnfStyle w:val="001000000000" w:firstRow="0" w:lastRow="0" w:firstColumn="1" w:lastColumn="0" w:oddVBand="0" w:evenVBand="0" w:oddHBand="0" w:evenHBand="0" w:firstRowFirstColumn="0" w:firstRowLastColumn="0" w:lastRowFirstColumn="0" w:lastRowLastColumn="0"/>
+            <w:tcW w:w="4417" w:type="dxa"/>
+          </w:tcPr>
+          <w:p>
+            <w:pPr>
+              <w:pStyle w:val="Listenabsatz"/>
+              <w:ind w:left="0"/>
+              <w:rPr>
+                <w:b w:val="0"/>
+              </w:rPr>
+            </w:pPr>
+            <w:r>
+              <w:rPr>
+                <w:b w:val="0"/>
+              </w:rPr>
+              <w:t>Telefonieren</w:t>
+            </w:r>
+          </w:p>
+        </w:tc>
+        <w:tc>
+          <w:tcPr>
+            <w:tcW w:w="4417" w:type="dxa"/>
+          </w:tcPr>
+          <w:p>
+            <w:pPr>
+              <w:pStyle w:val="Listenabsatz"/>
+              <w:ind w:left="0"/>
+              <w:cnfStyle w:val="000000100000" w:firstRow="0" w:lastRow="0" w:firstColumn="0" w:lastColumn="0" w:oddVBand="0" w:evenVBand="0" w:oddHBand="1" w:evenHBand="0" w:firstRowFirstColumn="0" w:firstRowLastColumn="0" w:lastRowFirstColumn="0" w:lastRowLastColumn="0"/>
+            </w:pPr>
+            <w:r>
+              <w:t>Sim Karte</w:t>
+            </w:r>
+          </w:p>
+        </w:tc>
+      </w:tr>
+      <w:tr>
+        <w:tc>
+          <w:tcPr>
+            <w:cnfStyle w:val="001000000000" w:firstRow="0" w:lastRow="0" w:firstColumn="1" w:lastColumn="0" w:oddVBand="0" w:evenVBand="0" w:oddHBand="0" w:evenHBand="0" w:firstRowFirstColumn="0" w:firstRowLastColumn="0" w:lastRowFirstColumn="0" w:lastRowLastColumn="0"/>
+            <w:tcW w:w="4417" w:type="dxa"/>
+          </w:tcPr>
+          <w:p>
+            <w:pPr>
+              <w:pStyle w:val="Listenabsatz"/>
+              <w:ind w:left="0"/>
+              <w:rPr>
+                <w:b w:val="0"/>
+              </w:rPr>
+            </w:pPr>
+            <w:r>
+              <w:rPr>
+                <w:b w:val="0"/>
+              </w:rPr>
+              <w:t>Speichern von Daten</w:t>
+            </w:r>
+          </w:p>
+        </w:tc>
+        <w:tc>
+          <w:tcPr>
+            <w:tcW w:w="4417" w:type="dxa"/>
+          </w:tcPr>
+          <w:p>
+            <w:pPr>
+              <w:pStyle w:val="Listenabsatz"/>
+              <w:ind w:left="0"/>
+              <w:cnfStyle w:val="000000000000" w:firstRow="0" w:lastRow="0" w:firstColumn="0" w:lastColumn="0" w:oddVBand="0" w:evenVBand="0" w:oddHBand="0" w:evenHBand="0" w:firstRowFirstColumn="0" w:firstRowLastColumn="0" w:lastRowFirstColumn="0" w:lastRowLastColumn="0"/>
+            </w:pPr>
+            <w:r>
+              <w:t>SD-Karte – Speicher chip</w:t>
+            </w:r>
+          </w:p>
+        </w:tc>
+      </w:tr>
+      <w:tr>
+        <w:trPr>
+          <w:cnfStyle w:val="000000100000" w:firstRow="0" w:lastRow="0" w:firstColumn="0" w:lastColumn="0" w:oddVBand="0" w:evenVBand="0" w:oddHBand="1" w:evenHBand="0" w:firstRowFirstColumn="0" w:firstRowLastColumn="0" w:lastRowFirstColumn="0" w:lastRowLastColumn="0"/>
+        </w:trPr>
+        <w:tc>
+          <w:tcPr>
+            <w:cnfStyle w:val="001000000000" w:firstRow="0" w:lastRow="0" w:firstColumn="1" w:lastColumn="0" w:oddVBand="0" w:evenVBand="0" w:oddHBand="0" w:evenHBand="0" w:firstRowFirstColumn="0" w:firstRowLastColumn="0" w:lastRowFirstColumn="0" w:lastRowLastColumn="0"/>
+            <w:tcW w:w="4417" w:type="dxa"/>
+          </w:tcPr>
+          <w:p>
+            <w:pPr>
+              <w:pStyle w:val="Listenabsatz"/>
+              <w:ind w:left="0"/>
+              <w:rPr>
+                <w:b w:val="0"/>
+              </w:rPr>
+            </w:pPr>
+            <w:r>
+              <w:rPr>
+                <w:b w:val="0"/>
+              </w:rPr>
+              <w:t>Apps, Software</w:t>
+            </w:r>
+          </w:p>
+        </w:tc>
+        <w:tc>
+          <w:tcPr>
+            <w:tcW w:w="4417" w:type="dxa"/>
+          </w:tcPr>
+          <w:p>
+            <w:pPr>
+              <w:pStyle w:val="Listenabsatz"/>
+              <w:numPr>
+                <w:ilvl w:val="0"/>
+                <w:numId w:val="23"/>
+              </w:numPr>
+              <w:cnfStyle w:val="000000100000" w:firstRow="0" w:lastRow="0" w:firstColumn="0" w:lastColumn="0" w:oddVBand="0" w:evenVBand="0" w:oddHBand="1" w:evenHBand="0" w:firstRowFirstColumn="0" w:firstRowLastColumn="0" w:lastRowFirstColumn="0" w:lastRowLastColumn="0"/>
+            </w:pPr>
+            <w:r>
+              <w:t>Benötigt Hardware: Prozessor</w:t>
+            </w:r>
+          </w:p>
+        </w:tc>
+      </w:tr>
+      <w:tr>
+        <w:tc>
+          <w:tcPr>
+            <w:cnfStyle w:val="001000000000" w:firstRow="0" w:lastRow="0" w:firstColumn="1" w:lastColumn="0" w:oddVBand="0" w:evenVBand="0" w:oddHBand="0" w:evenHBand="0" w:firstRowFirstColumn="0" w:firstRowLastColumn="0" w:lastRowFirstColumn="0" w:lastRowLastColumn="0"/>
+            <w:tcW w:w="4417" w:type="dxa"/>
+          </w:tcPr>
+          <w:p>
+            <w:pPr>
+              <w:pStyle w:val="Listenabsatz"/>
+              <w:ind w:left="0"/>
+              <w:rPr>
+                <w:b w:val="0"/>
+              </w:rPr>
+            </w:pPr>
+            <w:r>
+              <w:rPr>
+                <w:b w:val="0"/>
+              </w:rPr>
+              <w:t>Virbration</w:t>
+            </w:r>
+          </w:p>
+        </w:tc>
+        <w:tc>
+          <w:tcPr>
+            <w:tcW w:w="4417" w:type="dxa"/>
+          </w:tcPr>
+          <w:p>
+            <w:pPr>
+              <w:pStyle w:val="Listenabsatz"/>
+              <w:ind w:left="0"/>
+              <w:cnfStyle w:val="000000000000" w:firstRow="0" w:lastRow="0" w:firstColumn="0" w:lastColumn="0" w:oddVBand="0" w:evenVBand="0" w:oddHBand="0" w:evenHBand="0" w:firstRowFirstColumn="0" w:firstRowLastColumn="0" w:lastRowFirstColumn="0" w:lastRowLastColumn="0"/>
+            </w:pPr>
+            <w:r>
+              <w:t>Vibratoren</w:t>
+            </w:r>
+          </w:p>
+        </w:tc>
+      </w:tr>
+      <w:tr>
+        <w:trPr>
+          <w:cnfStyle w:val="000000100000" w:firstRow="0" w:lastRow="0" w:firstColumn="0" w:lastColumn="0" w:oddVBand="0" w:evenVBand="0" w:oddHBand="1" w:evenHBand="0" w:firstRowFirstColumn="0" w:firstRowLastColumn="0" w:lastRowFirstColumn="0" w:lastRowLastColumn="0"/>
+        </w:trPr>
+        <w:tc>
+          <w:tcPr>
+            <w:cnfStyle w:val="001000000000" w:firstRow="0" w:lastRow="0" w:firstColumn="1" w:lastColumn="0" w:oddVBand="0" w:evenVBand="0" w:oddHBand="0" w:evenHBand="0" w:firstRowFirstColumn="0" w:firstRowLastColumn="0" w:lastRowFirstColumn="0" w:lastRowLastColumn="0"/>
+            <w:tcW w:w="4417" w:type="dxa"/>
+          </w:tcPr>
+          <w:p>
+            <w:pPr>
+              <w:pStyle w:val="Listenabsatz"/>
+              <w:ind w:left="0"/>
+              <w:rPr>
+                <w:b w:val="0"/>
+              </w:rPr>
+            </w:pPr>
+            <w:r>
+              <w:rPr>
+                <w:b w:val="0"/>
+              </w:rPr>
+              <w:t>Internetfähigkeit</w:t>
+            </w:r>
+          </w:p>
+        </w:tc>
+        <w:tc>
+          <w:tcPr>
+            <w:tcW w:w="4417" w:type="dxa"/>
+          </w:tcPr>
+          <w:p>
+            <w:pPr>
+              <w:pStyle w:val="Listenabsatz"/>
+              <w:ind w:left="0"/>
+              <w:cnfStyle w:val="000000100000" w:firstRow="0" w:lastRow="0" w:firstColumn="0" w:lastColumn="0" w:oddVBand="0" w:evenVBand="0" w:oddHBand="1" w:evenHBand="0" w:firstRowFirstColumn="0" w:firstRowLastColumn="0" w:lastRowFirstColumn="0" w:lastRowLastColumn="0"/>
+            </w:pPr>
+            <w:r>
+              <w:t>Empfänger</w:t>
+            </w:r>
+          </w:p>
+        </w:tc>
+      </w:tr>
+    </w:tbl>
+    <w:p>
+      <w:pPr>
+        <w:pStyle w:val="Listenabsatz"/>
+      </w:pPr>
+    </w:p>
+    <w:p>
+      <w:r>
+        <w:t>Weitere Bestandteile sind: Gehäuse, Leiterplatten</w:t>
+      </w:r>
+      <w:r>
+        <w:t>/ Platine</w:t>
+      </w:r>
+      <w:r>
+        <w:t>, Schrauben, Lötstellen uvm..</w:t>
+      </w:r>
+    </w:p>
+    <w:p>
+      <w:pPr>
+        <w:pStyle w:val="Listenabsatz"/>
+        <w:numPr>
+          <w:ilvl w:val="0"/>
+          <w:numId w:val="24"/>
+        </w:numPr>
+      </w:pPr>
+      <w:r>
+        <w:t>Skizziere ein Smartphone: Zeiche, Benenne und Beschreibe die Einzelteile eines Smartphones</w:t>
+      </w:r>
+    </w:p>
+    <w:p>
+      <w:pPr>
+        <w:pStyle w:val="Listenabsatz"/>
+        <w:numPr>
+          <w:ilvl w:val="0"/>
+          <w:numId w:val="24"/>
+        </w:numPr>
+      </w:pPr>
+      <w:r>
+        <w:t>Nachdem du dich damit auseinadergesetzt hast welche Einzelteile ein Smartphone hat, recherchiere zunächst inwiefern Edelmetalle in einem Smartphone verbaut werden. Reflektiere anschließend mit einem Mitschüler/ einer Mitschülerin die Nutzung vom Edelmetallen bei der Herstellung von Smartphones</w:t>
+      </w:r>
+    </w:p>
+    <w:p/>
+    <w:p/>
+    <w:p/>
+    <w:p/>
+    <w:p/>
+    <w:p/>
+    <w:p/>
     <w:sectPr>
       <w:headerReference w:type="default" r:id="rId12"/>
       <w:footerReference w:type="default" r:id="rId13"/>
@@ -1266,6 +1875,95 @@
 <file path=word/numbering.xml><?xml version="1.0" encoding="utf-8"?>
 <w:numbering xmlns:wpc="http://schemas.microsoft.com/office/word/2010/wordprocessingCanvas" xmlns:cx="http://schemas.microsoft.com/office/drawing/2014/chartex" xmlns:cx1="http://schemas.microsoft.com/office/drawing/2015/9/8/chartex" xmlns:cx2="http://schemas.microsoft.com/office/drawing/2015/10/21/chartex" xmlns:cx3="http://schemas.microsoft.com/office/drawing/2016/5/9/chartex" xmlns:cx4="http://schemas.microsoft.com/office/drawing/2016/5/10/chartex" xmlns:cx5="http://schemas.microsoft.com/office/drawing/2016/5/11/chartex" xmlns:cx6="http://schemas.microsoft.com/office/drawing/2016/5/12/chartex" xmlns:cx7="http://schemas.microsoft.com/office/drawing/2016/5/13/chartex" xmlns:cx8="http://schemas.microsoft.com/office/drawing/2016/5/14/chartex" xmlns:mc="http://schemas.openxmlformats.org/markup-compatibility/2006" xmlns:aink="http://schemas.microsoft.com/office/drawing/2016/ink" xmlns:am3d="http://schemas.microsoft.com/office/drawing/2017/model3d" xmlns:o="urn:schemas-microsoft-com:office:office" xmlns:oel="http://schemas.microsoft.com/office/2019/extlst" xmlns:r="http://schemas.openxmlformats.org/officeDocument/2006/relationships" xmlns:m="http://schemas.openxmlformats.org/officeDocument/2006/math" xmlns:v="urn:schemas-microsoft-com:vml" xmlns:wp14="http://schemas.microsoft.com/office/word/2010/wordprocessingDrawing" xmlns:wp="http://schemas.openxmlformats.org/drawingml/2006/wordprocessingDrawing" xmlns:w10="urn:schemas-microsoft-com:office:word" xmlns:w="http://schemas.openxmlformats.org/wordprocessingml/2006/main" xmlns:w14="http://schemas.microsoft.com/office/word/2010/wordml" xmlns:w15="http://schemas.microsoft.com/office/word/2012/wordml" xmlns:w16cex="http://schemas.microsoft.com/office/word/2018/wordml/cex" xmlns:w16cid="http://schemas.microsoft.com/office/word/2016/wordml/cid" xmlns:w16="http://schemas.microsoft.com/office/word/2018/wordml" xmlns:w16sdtdh="http://schemas.microsoft.com/office/word/2020/wordml/sdtdatahash" xmlns:w16se="http://schemas.microsoft.com/office/word/2015/wordml/symex" xmlns:wpg="http://schemas.microsoft.com/office/word/2010/wordprocessingGroup" xmlns:wpi="http://schemas.microsoft.com/office/word/2010/wordprocessingInk" xmlns:wne="http://schemas.microsoft.com/office/word/2006/wordml" xmlns:wps="http://schemas.microsoft.com/office/word/2010/wordprocessingShape" mc:Ignorable="w14 w15 w16se w16cid w16 w16cex w16sdtdh wp14">
   <w:abstractNum w:abstractNumId="0" w15:restartNumberingAfterBreak="0">
+    <w:nsid w:val="00C64CC7"/>
+    <w:multiLevelType w:val="hybridMultilevel"/>
+    <w:tmpl w:val="AD5E5F00"/>
+    <w:lvl w:ilvl="0" w:tplc="04070019">
+      <w:start w:val="1"/>
+      <w:numFmt w:val="lowerLetter"/>
+      <w:lvlText w:val="%1."/>
+      <w:lvlJc w:val="left"/>
+      <w:pPr>
+        <w:ind w:left="720" w:hanging="360"/>
+      </w:pPr>
+    </w:lvl>
+    <w:lvl w:ilvl="1" w:tplc="04070001">
+      <w:start w:val="1"/>
+      <w:numFmt w:val="bullet"/>
+      <w:lvlText w:val=""/>
+      <w:lvlJc w:val="left"/>
+      <w:pPr>
+        <w:ind w:left="720" w:hanging="360"/>
+      </w:pPr>
+      <w:rPr>
+        <w:rFonts w:ascii="Symbol" w:hAnsi="Symbol" w:hint="default"/>
+      </w:rPr>
+    </w:lvl>
+    <w:lvl w:ilvl="2" w:tplc="0407001B">
+      <w:start w:val="1"/>
+      <w:numFmt w:val="lowerRoman"/>
+      <w:lvlText w:val="%3."/>
+      <w:lvlJc w:val="right"/>
+      <w:pPr>
+        <w:ind w:left="2160" w:hanging="180"/>
+      </w:pPr>
+    </w:lvl>
+    <w:lvl w:ilvl="3" w:tplc="0407000F" w:tentative="1">
+      <w:start w:val="1"/>
+      <w:numFmt w:val="decimal"/>
+      <w:lvlText w:val="%4."/>
+      <w:lvlJc w:val="left"/>
+      <w:pPr>
+        <w:ind w:left="2880" w:hanging="360"/>
+      </w:pPr>
+    </w:lvl>
+    <w:lvl w:ilvl="4" w:tplc="04070019" w:tentative="1">
+      <w:start w:val="1"/>
+      <w:numFmt w:val="lowerLetter"/>
+      <w:lvlText w:val="%5."/>
+      <w:lvlJc w:val="left"/>
+      <w:pPr>
+        <w:ind w:left="3600" w:hanging="360"/>
+      </w:pPr>
+    </w:lvl>
+    <w:lvl w:ilvl="5" w:tplc="0407001B" w:tentative="1">
+      <w:start w:val="1"/>
+      <w:numFmt w:val="lowerRoman"/>
+      <w:lvlText w:val="%6."/>
+      <w:lvlJc w:val="right"/>
+      <w:pPr>
+        <w:ind w:left="4320" w:hanging="180"/>
+      </w:pPr>
+    </w:lvl>
+    <w:lvl w:ilvl="6" w:tplc="0407000F" w:tentative="1">
+      <w:start w:val="1"/>
+      <w:numFmt w:val="decimal"/>
+      <w:lvlText w:val="%7."/>
+      <w:lvlJc w:val="left"/>
+      <w:pPr>
+        <w:ind w:left="5040" w:hanging="360"/>
+      </w:pPr>
+    </w:lvl>
+    <w:lvl w:ilvl="7" w:tplc="04070019" w:tentative="1">
+      <w:start w:val="1"/>
+      <w:numFmt w:val="lowerLetter"/>
+      <w:lvlText w:val="%8."/>
+      <w:lvlJc w:val="left"/>
+      <w:pPr>
+        <w:ind w:left="5760" w:hanging="360"/>
+      </w:pPr>
+    </w:lvl>
+    <w:lvl w:ilvl="8" w:tplc="0407001B" w:tentative="1">
+      <w:start w:val="1"/>
+      <w:numFmt w:val="lowerRoman"/>
+      <w:lvlText w:val="%9."/>
+      <w:lvlJc w:val="right"/>
+      <w:pPr>
+        <w:ind w:left="6480" w:hanging="180"/>
+      </w:pPr>
+    </w:lvl>
+  </w:abstractNum>
+  <w:abstractNum w:abstractNumId="1" w15:restartNumberingAfterBreak="0">
     <w:nsid w:val="12EA4CCC"/>
     <w:multiLevelType w:val="hybridMultilevel"/>
     <w:tmpl w:val="F434F304"/>
@@ -1378,7 +2076,7 @@
       </w:rPr>
     </w:lvl>
   </w:abstractNum>
-  <w:abstractNum w:abstractNumId="1" w15:restartNumberingAfterBreak="0">
+  <w:abstractNum w:abstractNumId="2" w15:restartNumberingAfterBreak="0">
     <w:nsid w:val="132C2579"/>
     <w:multiLevelType w:val="hybridMultilevel"/>
     <w:tmpl w:val="958473D4"/>
@@ -1464,7 +2162,7 @@
       </w:pPr>
     </w:lvl>
   </w:abstractNum>
-  <w:abstractNum w:abstractNumId="2" w15:restartNumberingAfterBreak="0">
+  <w:abstractNum w:abstractNumId="3" w15:restartNumberingAfterBreak="0">
     <w:nsid w:val="1482775B"/>
     <w:multiLevelType w:val="multilevel"/>
     <w:tmpl w:val="19448D2E"/>
@@ -1558,7 +2256,7 @@
       </w:pPr>
     </w:lvl>
   </w:abstractNum>
-  <w:abstractNum w:abstractNumId="3" w15:restartNumberingAfterBreak="0">
+  <w:abstractNum w:abstractNumId="4" w15:restartNumberingAfterBreak="0">
     <w:nsid w:val="179269D0"/>
     <w:multiLevelType w:val="hybridMultilevel"/>
     <w:tmpl w:val="489C0142"/>
@@ -1671,7 +2369,120 @@
       </w:rPr>
     </w:lvl>
   </w:abstractNum>
-  <w:abstractNum w:abstractNumId="4" w15:restartNumberingAfterBreak="0">
+  <w:abstractNum w:abstractNumId="5" w15:restartNumberingAfterBreak="0">
+    <w:nsid w:val="4BF114BA"/>
+    <w:multiLevelType w:val="hybridMultilevel"/>
+    <w:tmpl w:val="BCD85A14"/>
+    <w:lvl w:ilvl="0" w:tplc="1F627772">
+      <w:start w:val="1"/>
+      <w:numFmt w:val="bullet"/>
+      <w:lvlText w:val=""/>
+      <w:lvlJc w:val="left"/>
+      <w:pPr>
+        <w:ind w:left="720" w:hanging="360"/>
+      </w:pPr>
+      <w:rPr>
+        <w:rFonts w:ascii="Wingdings" w:eastAsiaTheme="minorHAnsi" w:hAnsi="Wingdings" w:cstheme="minorBidi" w:hint="default"/>
+      </w:rPr>
+    </w:lvl>
+    <w:lvl w:ilvl="1" w:tplc="04070003" w:tentative="1">
+      <w:start w:val="1"/>
+      <w:numFmt w:val="bullet"/>
+      <w:lvlText w:val="o"/>
+      <w:lvlJc w:val="left"/>
+      <w:pPr>
+        <w:ind w:left="1440" w:hanging="360"/>
+      </w:pPr>
+      <w:rPr>
+        <w:rFonts w:ascii="Courier New" w:hAnsi="Courier New" w:cs="Courier New" w:hint="default"/>
+      </w:rPr>
+    </w:lvl>
+    <w:lvl w:ilvl="2" w:tplc="04070005" w:tentative="1">
+      <w:start w:val="1"/>
+      <w:numFmt w:val="bullet"/>
+      <w:lvlText w:val=""/>
+      <w:lvlJc w:val="left"/>
+      <w:pPr>
+        <w:ind w:left="2160" w:hanging="360"/>
+      </w:pPr>
+      <w:rPr>
+        <w:rFonts w:ascii="Wingdings" w:hAnsi="Wingdings" w:hint="default"/>
+      </w:rPr>
+    </w:lvl>
+    <w:lvl w:ilvl="3" w:tplc="04070001" w:tentative="1">
+      <w:start w:val="1"/>
+      <w:numFmt w:val="bullet"/>
+      <w:lvlText w:val=""/>
+      <w:lvlJc w:val="left"/>
+      <w:pPr>
+        <w:ind w:left="2880" w:hanging="360"/>
+      </w:pPr>
+      <w:rPr>
+        <w:rFonts w:ascii="Symbol" w:hAnsi="Symbol" w:hint="default"/>
+      </w:rPr>
+    </w:lvl>
+    <w:lvl w:ilvl="4" w:tplc="04070003" w:tentative="1">
+      <w:start w:val="1"/>
+      <w:numFmt w:val="bullet"/>
+      <w:lvlText w:val="o"/>
+      <w:lvlJc w:val="left"/>
+      <w:pPr>
+        <w:ind w:left="3600" w:hanging="360"/>
+      </w:pPr>
+      <w:rPr>
+        <w:rFonts w:ascii="Courier New" w:hAnsi="Courier New" w:cs="Courier New" w:hint="default"/>
+      </w:rPr>
+    </w:lvl>
+    <w:lvl w:ilvl="5" w:tplc="04070005" w:tentative="1">
+      <w:start w:val="1"/>
+      <w:numFmt w:val="bullet"/>
+      <w:lvlText w:val=""/>
+      <w:lvlJc w:val="left"/>
+      <w:pPr>
+        <w:ind w:left="4320" w:hanging="360"/>
+      </w:pPr>
+      <w:rPr>
+        <w:rFonts w:ascii="Wingdings" w:hAnsi="Wingdings" w:hint="default"/>
+      </w:rPr>
+    </w:lvl>
+    <w:lvl w:ilvl="6" w:tplc="04070001" w:tentative="1">
+      <w:start w:val="1"/>
+      <w:numFmt w:val="bullet"/>
+      <w:lvlText w:val=""/>
+      <w:lvlJc w:val="left"/>
+      <w:pPr>
+        <w:ind w:left="5040" w:hanging="360"/>
+      </w:pPr>
+      <w:rPr>
+        <w:rFonts w:ascii="Symbol" w:hAnsi="Symbol" w:hint="default"/>
+      </w:rPr>
+    </w:lvl>
+    <w:lvl w:ilvl="7" w:tplc="04070003" w:tentative="1">
+      <w:start w:val="1"/>
+      <w:numFmt w:val="bullet"/>
+      <w:lvlText w:val="o"/>
+      <w:lvlJc w:val="left"/>
+      <w:pPr>
+        <w:ind w:left="5760" w:hanging="360"/>
+      </w:pPr>
+      <w:rPr>
+        <w:rFonts w:ascii="Courier New" w:hAnsi="Courier New" w:cs="Courier New" w:hint="default"/>
+      </w:rPr>
+    </w:lvl>
+    <w:lvl w:ilvl="8" w:tplc="04070005" w:tentative="1">
+      <w:start w:val="1"/>
+      <w:numFmt w:val="bullet"/>
+      <w:lvlText w:val=""/>
+      <w:lvlJc w:val="left"/>
+      <w:pPr>
+        <w:ind w:left="6480" w:hanging="360"/>
+      </w:pPr>
+      <w:rPr>
+        <w:rFonts w:ascii="Wingdings" w:hAnsi="Wingdings" w:hint="default"/>
+      </w:rPr>
+    </w:lvl>
+  </w:abstractNum>
+  <w:abstractNum w:abstractNumId="6" w15:restartNumberingAfterBreak="0">
     <w:nsid w:val="4EC936AE"/>
     <w:multiLevelType w:val="hybridMultilevel"/>
     <w:tmpl w:val="EE2EE726"/>
@@ -1757,7 +2568,7 @@
       </w:pPr>
     </w:lvl>
   </w:abstractNum>
-  <w:abstractNum w:abstractNumId="5" w15:restartNumberingAfterBreak="0">
+  <w:abstractNum w:abstractNumId="7" w15:restartNumberingAfterBreak="0">
     <w:nsid w:val="52637171"/>
     <w:multiLevelType w:val="hybridMultilevel"/>
     <w:tmpl w:val="46BC18C0"/>
@@ -1871,7 +2682,7 @@
       </w:rPr>
     </w:lvl>
   </w:abstractNum>
-  <w:abstractNum w:abstractNumId="6" w15:restartNumberingAfterBreak="0">
+  <w:abstractNum w:abstractNumId="8" w15:restartNumberingAfterBreak="0">
     <w:nsid w:val="54521ED2"/>
     <w:multiLevelType w:val="hybridMultilevel"/>
     <w:tmpl w:val="438EF28A"/>
@@ -1984,7 +2795,7 @@
       </w:rPr>
     </w:lvl>
   </w:abstractNum>
-  <w:abstractNum w:abstractNumId="7" w15:restartNumberingAfterBreak="0">
+  <w:abstractNum w:abstractNumId="9" w15:restartNumberingAfterBreak="0">
     <w:nsid w:val="580459F3"/>
     <w:multiLevelType w:val="hybridMultilevel"/>
     <w:tmpl w:val="23AA83DA"/>
@@ -2074,7 +2885,96 @@
       </w:pPr>
     </w:lvl>
   </w:abstractNum>
-  <w:abstractNum w:abstractNumId="8" w15:restartNumberingAfterBreak="0">
+  <w:abstractNum w:abstractNumId="10" w15:restartNumberingAfterBreak="0">
+    <w:nsid w:val="5AC037F3"/>
+    <w:multiLevelType w:val="hybridMultilevel"/>
+    <w:tmpl w:val="11B6C5F2"/>
+    <w:lvl w:ilvl="0" w:tplc="FFFFFFFF">
+      <w:start w:val="1"/>
+      <w:numFmt w:val="decimal"/>
+      <w:lvlText w:val="%1."/>
+      <w:lvlJc w:val="left"/>
+      <w:pPr>
+        <w:ind w:left="720" w:hanging="360"/>
+      </w:pPr>
+      <w:rPr>
+        <w:rFonts w:hint="default"/>
+      </w:rPr>
+    </w:lvl>
+    <w:lvl w:ilvl="1" w:tplc="FFFFFFFF">
+      <w:start w:val="1"/>
+      <w:numFmt w:val="lowerLetter"/>
+      <w:lvlText w:val="%2."/>
+      <w:lvlJc w:val="left"/>
+      <w:pPr>
+        <w:ind w:left="1440" w:hanging="360"/>
+      </w:pPr>
+    </w:lvl>
+    <w:lvl w:ilvl="2" w:tplc="FFFFFFFF" w:tentative="1">
+      <w:start w:val="1"/>
+      <w:numFmt w:val="lowerRoman"/>
+      <w:lvlText w:val="%3."/>
+      <w:lvlJc w:val="right"/>
+      <w:pPr>
+        <w:ind w:left="2160" w:hanging="180"/>
+      </w:pPr>
+    </w:lvl>
+    <w:lvl w:ilvl="3" w:tplc="FFFFFFFF" w:tentative="1">
+      <w:start w:val="1"/>
+      <w:numFmt w:val="decimal"/>
+      <w:lvlText w:val="%4."/>
+      <w:lvlJc w:val="left"/>
+      <w:pPr>
+        <w:ind w:left="2880" w:hanging="360"/>
+      </w:pPr>
+    </w:lvl>
+    <w:lvl w:ilvl="4" w:tplc="FFFFFFFF" w:tentative="1">
+      <w:start w:val="1"/>
+      <w:numFmt w:val="lowerLetter"/>
+      <w:lvlText w:val="%5."/>
+      <w:lvlJc w:val="left"/>
+      <w:pPr>
+        <w:ind w:left="3600" w:hanging="360"/>
+      </w:pPr>
+    </w:lvl>
+    <w:lvl w:ilvl="5" w:tplc="FFFFFFFF" w:tentative="1">
+      <w:start w:val="1"/>
+      <w:numFmt w:val="lowerRoman"/>
+      <w:lvlText w:val="%6."/>
+      <w:lvlJc w:val="right"/>
+      <w:pPr>
+        <w:ind w:left="4320" w:hanging="180"/>
+      </w:pPr>
+    </w:lvl>
+    <w:lvl w:ilvl="6" w:tplc="FFFFFFFF" w:tentative="1">
+      <w:start w:val="1"/>
+      <w:numFmt w:val="decimal"/>
+      <w:lvlText w:val="%7."/>
+      <w:lvlJc w:val="left"/>
+      <w:pPr>
+        <w:ind w:left="5040" w:hanging="360"/>
+      </w:pPr>
+    </w:lvl>
+    <w:lvl w:ilvl="7" w:tplc="FFFFFFFF" w:tentative="1">
+      <w:start w:val="1"/>
+      <w:numFmt w:val="lowerLetter"/>
+      <w:lvlText w:val="%8."/>
+      <w:lvlJc w:val="left"/>
+      <w:pPr>
+        <w:ind w:left="5760" w:hanging="360"/>
+      </w:pPr>
+    </w:lvl>
+    <w:lvl w:ilvl="8" w:tplc="FFFFFFFF" w:tentative="1">
+      <w:start w:val="1"/>
+      <w:numFmt w:val="lowerRoman"/>
+      <w:lvlText w:val="%9."/>
+      <w:lvlJc w:val="right"/>
+      <w:pPr>
+        <w:ind w:left="6480" w:hanging="180"/>
+      </w:pPr>
+    </w:lvl>
+  </w:abstractNum>
+  <w:abstractNum w:abstractNumId="11" w15:restartNumberingAfterBreak="0">
     <w:nsid w:val="6BD229CA"/>
     <w:multiLevelType w:val="hybridMultilevel"/>
     <w:tmpl w:val="EE2EE726"/>
@@ -2160,7 +3060,96 @@
       </w:pPr>
     </w:lvl>
   </w:abstractNum>
-  <w:abstractNum w:abstractNumId="9" w15:restartNumberingAfterBreak="0">
+  <w:abstractNum w:abstractNumId="12" w15:restartNumberingAfterBreak="0">
+    <w:nsid w:val="6E546283"/>
+    <w:multiLevelType w:val="hybridMultilevel"/>
+    <w:tmpl w:val="11B6C5F2"/>
+    <w:lvl w:ilvl="0" w:tplc="0407000F">
+      <w:start w:val="1"/>
+      <w:numFmt w:val="decimal"/>
+      <w:lvlText w:val="%1."/>
+      <w:lvlJc w:val="left"/>
+      <w:pPr>
+        <w:ind w:left="720" w:hanging="360"/>
+      </w:pPr>
+      <w:rPr>
+        <w:rFonts w:hint="default"/>
+      </w:rPr>
+    </w:lvl>
+    <w:lvl w:ilvl="1" w:tplc="04070019">
+      <w:start w:val="1"/>
+      <w:numFmt w:val="lowerLetter"/>
+      <w:lvlText w:val="%2."/>
+      <w:lvlJc w:val="left"/>
+      <w:pPr>
+        <w:ind w:left="1440" w:hanging="360"/>
+      </w:pPr>
+    </w:lvl>
+    <w:lvl w:ilvl="2" w:tplc="0407001B" w:tentative="1">
+      <w:start w:val="1"/>
+      <w:numFmt w:val="lowerRoman"/>
+      <w:lvlText w:val="%3."/>
+      <w:lvlJc w:val="right"/>
+      <w:pPr>
+        <w:ind w:left="2160" w:hanging="180"/>
+      </w:pPr>
+    </w:lvl>
+    <w:lvl w:ilvl="3" w:tplc="0407000F" w:tentative="1">
+      <w:start w:val="1"/>
+      <w:numFmt w:val="decimal"/>
+      <w:lvlText w:val="%4."/>
+      <w:lvlJc w:val="left"/>
+      <w:pPr>
+        <w:ind w:left="2880" w:hanging="360"/>
+      </w:pPr>
+    </w:lvl>
+    <w:lvl w:ilvl="4" w:tplc="04070019" w:tentative="1">
+      <w:start w:val="1"/>
+      <w:numFmt w:val="lowerLetter"/>
+      <w:lvlText w:val="%5."/>
+      <w:lvlJc w:val="left"/>
+      <w:pPr>
+        <w:ind w:left="3600" w:hanging="360"/>
+      </w:pPr>
+    </w:lvl>
+    <w:lvl w:ilvl="5" w:tplc="0407001B" w:tentative="1">
+      <w:start w:val="1"/>
+      <w:numFmt w:val="lowerRoman"/>
+      <w:lvlText w:val="%6."/>
+      <w:lvlJc w:val="right"/>
+      <w:pPr>
+        <w:ind w:left="4320" w:hanging="180"/>
+      </w:pPr>
+    </w:lvl>
+    <w:lvl w:ilvl="6" w:tplc="0407000F" w:tentative="1">
+      <w:start w:val="1"/>
+      <w:numFmt w:val="decimal"/>
+      <w:lvlText w:val="%7."/>
+      <w:lvlJc w:val="left"/>
+      <w:pPr>
+        <w:ind w:left="5040" w:hanging="360"/>
+      </w:pPr>
+    </w:lvl>
+    <w:lvl w:ilvl="7" w:tplc="04070019" w:tentative="1">
+      <w:start w:val="1"/>
+      <w:numFmt w:val="lowerLetter"/>
+      <w:lvlText w:val="%8."/>
+      <w:lvlJc w:val="left"/>
+      <w:pPr>
+        <w:ind w:left="5760" w:hanging="360"/>
+      </w:pPr>
+    </w:lvl>
+    <w:lvl w:ilvl="8" w:tplc="0407001B" w:tentative="1">
+      <w:start w:val="1"/>
+      <w:numFmt w:val="lowerRoman"/>
+      <w:lvlText w:val="%9."/>
+      <w:lvlJc w:val="right"/>
+      <w:pPr>
+        <w:ind w:left="6480" w:hanging="180"/>
+      </w:pPr>
+    </w:lvl>
+  </w:abstractNum>
+  <w:abstractNum w:abstractNumId="13" w15:restartNumberingAfterBreak="0">
     <w:nsid w:val="7BAD6BEA"/>
     <w:multiLevelType w:val="hybridMultilevel"/>
     <w:tmpl w:val="7FB83AE4"/>
@@ -2247,64 +3236,76 @@
     </w:lvl>
   </w:abstractNum>
   <w:num w:numId="1" w16cid:durableId="1357610286">
+    <w:abstractNumId w:val="13"/>
+  </w:num>
+  <w:num w:numId="2" w16cid:durableId="1293249410">
+    <w:abstractNumId w:val="3"/>
+  </w:num>
+  <w:num w:numId="3" w16cid:durableId="1408334726">
+    <w:abstractNumId w:val="3"/>
+  </w:num>
+  <w:num w:numId="4" w16cid:durableId="1171028005">
+    <w:abstractNumId w:val="3"/>
+  </w:num>
+  <w:num w:numId="5" w16cid:durableId="1075511719">
+    <w:abstractNumId w:val="3"/>
+  </w:num>
+  <w:num w:numId="6" w16cid:durableId="826286055">
+    <w:abstractNumId w:val="3"/>
+  </w:num>
+  <w:num w:numId="7" w16cid:durableId="662776045">
+    <w:abstractNumId w:val="3"/>
+  </w:num>
+  <w:num w:numId="8" w16cid:durableId="2138642719">
+    <w:abstractNumId w:val="3"/>
+  </w:num>
+  <w:num w:numId="9" w16cid:durableId="2007171700">
+    <w:abstractNumId w:val="3"/>
+  </w:num>
+  <w:num w:numId="10" w16cid:durableId="361326154">
+    <w:abstractNumId w:val="3"/>
+  </w:num>
+  <w:num w:numId="11" w16cid:durableId="786387645">
+    <w:abstractNumId w:val="3"/>
+  </w:num>
+  <w:num w:numId="12" w16cid:durableId="54549065">
+    <w:abstractNumId w:val="4"/>
+  </w:num>
+  <w:num w:numId="13" w16cid:durableId="38552602">
+    <w:abstractNumId w:val="1"/>
+  </w:num>
+  <w:num w:numId="14" w16cid:durableId="1050230854">
+    <w:abstractNumId w:val="8"/>
+  </w:num>
+  <w:num w:numId="15" w16cid:durableId="1976132818">
+    <w:abstractNumId w:val="11"/>
+  </w:num>
+  <w:num w:numId="16" w16cid:durableId="586382166">
+    <w:abstractNumId w:val="6"/>
+  </w:num>
+  <w:num w:numId="17" w16cid:durableId="693582886">
+    <w:abstractNumId w:val="3"/>
+  </w:num>
+  <w:num w:numId="18" w16cid:durableId="1461000836">
+    <w:abstractNumId w:val="3"/>
+  </w:num>
+  <w:num w:numId="19" w16cid:durableId="863056970">
+    <w:abstractNumId w:val="7"/>
+  </w:num>
+  <w:num w:numId="20" w16cid:durableId="238636804">
     <w:abstractNumId w:val="9"/>
   </w:num>
-  <w:num w:numId="2" w16cid:durableId="1293249410">
-    <w:abstractNumId w:val="2"/>
+  <w:num w:numId="21" w16cid:durableId="1449355630">
+    <w:abstractNumId w:val="12"/>
   </w:num>
-  <w:num w:numId="3" w16cid:durableId="1408334726">
-    <w:abstractNumId w:val="2"/>
-  </w:num>
-  <w:num w:numId="4" w16cid:durableId="1171028005">
-    <w:abstractNumId w:val="2"/>
-  </w:num>
-  <w:num w:numId="5" w16cid:durableId="1075511719">
-    <w:abstractNumId w:val="2"/>
-  </w:num>
-  <w:num w:numId="6" w16cid:durableId="826286055">
-    <w:abstractNumId w:val="2"/>
-  </w:num>
-  <w:num w:numId="7" w16cid:durableId="662776045">
-    <w:abstractNumId w:val="2"/>
-  </w:num>
-  <w:num w:numId="8" w16cid:durableId="2138642719">
-    <w:abstractNumId w:val="2"/>
-  </w:num>
-  <w:num w:numId="9" w16cid:durableId="2007171700">
-    <w:abstractNumId w:val="2"/>
-  </w:num>
-  <w:num w:numId="10" w16cid:durableId="361326154">
-    <w:abstractNumId w:val="2"/>
-  </w:num>
-  <w:num w:numId="11" w16cid:durableId="786387645">
-    <w:abstractNumId w:val="2"/>
-  </w:num>
-  <w:num w:numId="12" w16cid:durableId="54549065">
-    <w:abstractNumId w:val="3"/>
-  </w:num>
-  <w:num w:numId="13" w16cid:durableId="38552602">
+  <w:num w:numId="22" w16cid:durableId="1702195965">
     <w:abstractNumId w:val="0"/>
   </w:num>
-  <w:num w:numId="14" w16cid:durableId="1050230854">
-    <w:abstractNumId w:val="6"/>
-  </w:num>
-  <w:num w:numId="15" w16cid:durableId="1976132818">
-    <w:abstractNumId w:val="8"/>
-  </w:num>
-  <w:num w:numId="16" w16cid:durableId="586382166">
-    <w:abstractNumId w:val="4"/>
-  </w:num>
-  <w:num w:numId="17" w16cid:durableId="693582886">
-    <w:abstractNumId w:val="2"/>
-  </w:num>
-  <w:num w:numId="18" w16cid:durableId="1461000836">
-    <w:abstractNumId w:val="2"/>
-  </w:num>
-  <w:num w:numId="19" w16cid:durableId="863056970">
+  <w:num w:numId="23" w16cid:durableId="1011445524">
     <w:abstractNumId w:val="5"/>
   </w:num>
-  <w:num w:numId="20" w16cid:durableId="238636804">
-    <w:abstractNumId w:val="7"/>
+  <w:num w:numId="24" w16cid:durableId="685598137">
+    <w:abstractNumId w:val="10"/>
   </w:num>
 </w:numbering>
 </file>
@@ -3970,6 +4971,18 @@
       <w:lang w:eastAsia="de-DE"/>
     </w:rPr>
   </w:style>
+  <w:style w:type="character" w:styleId="NichtaufgelsteErwhnung">
+    <w:name w:val="Unresolved Mention"/>
+    <w:basedOn w:val="Absatz-Standardschriftart"/>
+    <w:uiPriority w:val="99"/>
+    <w:semiHidden/>
+    <w:unhideWhenUsed/>
+    <w:rsid w:val="00EB38B3"/>
+    <w:rPr>
+      <w:color w:val="605E5C"/>
+      <w:shd w:val="clear" w:color="auto" w:fill="E1DFDD"/>
+    </w:rPr>
+  </w:style>
 </w:styles>
 </file>
 
